--- a/Lab03/Lab03.docx
+++ b/Lab03/Lab03.docx
@@ -34,7 +34,79 @@
           <w:sz w:val="24"/>
           <w:szCs w:val="24"/>
         </w:rPr>
-        <w:t xml:space="preserve">This is the lab consists of fixing an already existing scene. In order to download the project you will have to clone this git repository : </w:t>
+        <w:t xml:space="preserve">This is the lab </w:t>
+      </w:r>
+      <w:proofErr w:type="gramStart"/>
+      <w:r>
+        <w:rPr>
+          <w:rFonts w:ascii="Bookman Old Style" w:eastAsia="Bookman Old Style" w:hAnsi="Bookman Old Style" w:cs="Bookman Old Style"/>
+          <w:sz w:val="24"/>
+          <w:szCs w:val="24"/>
+        </w:rPr>
+        <w:t>consists</w:t>
+      </w:r>
+      <w:proofErr w:type="gramEnd"/>
+      <w:r>
+        <w:rPr>
+          <w:rFonts w:ascii="Bookman Old Style" w:eastAsia="Bookman Old Style" w:hAnsi="Bookman Old Style" w:cs="Bookman Old Style"/>
+          <w:sz w:val="24"/>
+          <w:szCs w:val="24"/>
+        </w:rPr>
+        <w:t xml:space="preserve"> of fixing an already existing scene. </w:t>
+      </w:r>
+      <w:proofErr w:type="gramStart"/>
+      <w:r>
+        <w:rPr>
+          <w:rFonts w:ascii="Bookman Old Style" w:eastAsia="Bookman Old Style" w:hAnsi="Bookman Old Style" w:cs="Bookman Old Style"/>
+          <w:sz w:val="24"/>
+          <w:szCs w:val="24"/>
+        </w:rPr>
+        <w:t>In order to</w:t>
+      </w:r>
+      <w:proofErr w:type="gramEnd"/>
+      <w:r>
+        <w:rPr>
+          <w:rFonts w:ascii="Bookman Old Style" w:eastAsia="Bookman Old Style" w:hAnsi="Bookman Old Style" w:cs="Bookman Old Style"/>
+          <w:sz w:val="24"/>
+          <w:szCs w:val="24"/>
+        </w:rPr>
+        <w:t xml:space="preserve"> download the </w:t>
+      </w:r>
+      <w:proofErr w:type="gramStart"/>
+      <w:r>
+        <w:rPr>
+          <w:rFonts w:ascii="Bookman Old Style" w:eastAsia="Bookman Old Style" w:hAnsi="Bookman Old Style" w:cs="Bookman Old Style"/>
+          <w:sz w:val="24"/>
+          <w:szCs w:val="24"/>
+        </w:rPr>
+        <w:t>project</w:t>
+      </w:r>
+      <w:proofErr w:type="gramEnd"/>
+      <w:r>
+        <w:rPr>
+          <w:rFonts w:ascii="Bookman Old Style" w:eastAsia="Bookman Old Style" w:hAnsi="Bookman Old Style" w:cs="Bookman Old Style"/>
+          <w:sz w:val="24"/>
+          <w:szCs w:val="24"/>
+        </w:rPr>
+        <w:t xml:space="preserve"> you will have to clone this git </w:t>
+      </w:r>
+      <w:proofErr w:type="gramStart"/>
+      <w:r>
+        <w:rPr>
+          <w:rFonts w:ascii="Bookman Old Style" w:eastAsia="Bookman Old Style" w:hAnsi="Bookman Old Style" w:cs="Bookman Old Style"/>
+          <w:sz w:val="24"/>
+          <w:szCs w:val="24"/>
+        </w:rPr>
+        <w:t>repository :</w:t>
+      </w:r>
+      <w:proofErr w:type="gramEnd"/>
+      <w:r>
+        <w:rPr>
+          <w:rFonts w:ascii="Bookman Old Style" w:eastAsia="Bookman Old Style" w:hAnsi="Bookman Old Style" w:cs="Bookman Old Style"/>
+          <w:sz w:val="24"/>
+          <w:szCs w:val="24"/>
+        </w:rPr>
+        <w:t xml:space="preserve"> </w:t>
       </w:r>
     </w:p>
     <w:p>
@@ -339,7 +411,35 @@
         <w:rPr>
           <w:rFonts w:ascii="Bookman Old Style" w:eastAsia="Bookman Old Style" w:hAnsi="Bookman Old Style" w:cs="Bookman Old Style"/>
         </w:rPr>
-        <w:t xml:space="preserve">In the scene folder double click on the sample scene </w:t>
+        <w:t xml:space="preserve">In </w:t>
+      </w:r>
+      <w:proofErr w:type="gramStart"/>
+      <w:r>
+        <w:rPr>
+          <w:rFonts w:ascii="Bookman Old Style" w:eastAsia="Bookman Old Style" w:hAnsi="Bookman Old Style" w:cs="Bookman Old Style"/>
+        </w:rPr>
+        <w:t>the scene</w:t>
+      </w:r>
+      <w:proofErr w:type="gramEnd"/>
+      <w:r>
+        <w:rPr>
+          <w:rFonts w:ascii="Bookman Old Style" w:eastAsia="Bookman Old Style" w:hAnsi="Bookman Old Style" w:cs="Bookman Old Style"/>
+        </w:rPr>
+        <w:t xml:space="preserve"> </w:t>
+      </w:r>
+      <w:proofErr w:type="gramStart"/>
+      <w:r>
+        <w:rPr>
+          <w:rFonts w:ascii="Bookman Old Style" w:eastAsia="Bookman Old Style" w:hAnsi="Bookman Old Style" w:cs="Bookman Old Style"/>
+        </w:rPr>
+        <w:t>folder</w:t>
+      </w:r>
+      <w:proofErr w:type="gramEnd"/>
+      <w:r>
+        <w:rPr>
+          <w:rFonts w:ascii="Bookman Old Style" w:eastAsia="Bookman Old Style" w:hAnsi="Bookman Old Style" w:cs="Bookman Old Style"/>
+        </w:rPr>
+        <w:t xml:space="preserve"> double click on the sample scene </w:t>
       </w:r>
     </w:p>
     <w:p>
@@ -462,7 +562,15 @@
     <w:p>
       <w:r>
         <w:lastRenderedPageBreak/>
-        <w:t xml:space="preserve">The project should open to a level that looks like this : </w:t>
+        <w:t xml:space="preserve">The project should open to a level that looks like </w:t>
+      </w:r>
+      <w:proofErr w:type="gramStart"/>
+      <w:r>
+        <w:t>this :</w:t>
+      </w:r>
+      <w:proofErr w:type="gramEnd"/>
+      <w:r>
+        <w:t xml:space="preserve"> </w:t>
       </w:r>
     </w:p>
     <w:p/>
@@ -761,8 +869,16 @@
         <w:rPr>
           <w:rFonts w:ascii="Bookman Old Style" w:eastAsia="Bookman Old Style" w:hAnsi="Bookman Old Style" w:cs="Bookman Old Style"/>
         </w:rPr>
-        <w:t>Select the player object (the red ball) .</w:t>
-      </w:r>
+        <w:t>Select the player object (the red ball</w:t>
+      </w:r>
+      <w:proofErr w:type="gramStart"/>
+      <w:r>
+        <w:rPr>
+          <w:rFonts w:ascii="Bookman Old Style" w:eastAsia="Bookman Old Style" w:hAnsi="Bookman Old Style" w:cs="Bookman Old Style"/>
+        </w:rPr>
+        <w:t>) .</w:t>
+      </w:r>
+      <w:proofErr w:type="gramEnd"/>
     </w:p>
     <w:p>
       <w:pPr>
@@ -1331,7 +1447,31 @@
           <w:sz w:val="22"/>
           <w:szCs w:val="22"/>
         </w:rPr>
-        <w:t xml:space="preserve">5.Setup  the death Plane </w:t>
+        <w:t>5.</w:t>
+      </w:r>
+      <w:proofErr w:type="gramStart"/>
+      <w:r>
+        <w:rPr>
+          <w:rFonts w:ascii="Bookman Old Style" w:eastAsia="Bookman Old Style" w:hAnsi="Bookman Old Style" w:cs="Bookman Old Style"/>
+          <w:b/>
+          <w:bCs/>
+          <w:color w:val="000000"/>
+          <w:sz w:val="22"/>
+          <w:szCs w:val="22"/>
+        </w:rPr>
+        <w:t>Setup  the</w:t>
+      </w:r>
+      <w:proofErr w:type="gramEnd"/>
+      <w:r>
+        <w:rPr>
+          <w:rFonts w:ascii="Bookman Old Style" w:eastAsia="Bookman Old Style" w:hAnsi="Bookman Old Style" w:cs="Bookman Old Style"/>
+          <w:b/>
+          <w:bCs/>
+          <w:color w:val="000000"/>
+          <w:sz w:val="22"/>
+          <w:szCs w:val="22"/>
+        </w:rPr>
+        <w:t xml:space="preserve"> death Plane </w:t>
       </w:r>
     </w:p>
     <w:p>
@@ -1803,8 +1943,21 @@
       <w:pPr>
         <w:spacing w:before="60" w:after="60"/>
       </w:pPr>
-      <w:r>
-        <w:t>Yes it would stop since it is a collider meaning that when it touches other objects that are touchable it should still stop.</w:t>
+      <w:proofErr w:type="gramStart"/>
+      <w:r>
+        <w:t>Yes</w:t>
+      </w:r>
+      <w:proofErr w:type="gramEnd"/>
+      <w:r>
+        <w:t xml:space="preserve"> it would stop since it is a </w:t>
+      </w:r>
+      <w:proofErr w:type="gramStart"/>
+      <w:r>
+        <w:t>collider</w:t>
+      </w:r>
+      <w:proofErr w:type="gramEnd"/>
+      <w:r>
+        <w:t xml:space="preserve"> meaning that when it touches other objects that are touchable it should still stop.</w:t>
       </w:r>
     </w:p>
     <w:p>
@@ -2121,14 +2274,24 @@
           <w:color w:val="188038"/>
         </w:rPr>
       </w:pPr>
-      <w:r>
-        <w:rPr>
-          <w:rFonts w:ascii="Courier New" w:eastAsia="Courier New" w:hAnsi="Courier New" w:cs="Courier New"/>
-          <w:color w:val="188038"/>
-        </w:rPr>
-        <w:t xml:space="preserve">public class </w:t>
-      </w:r>
-      <w:proofErr w:type="spellStart"/>
+      <w:proofErr w:type="gramStart"/>
+      <w:r>
+        <w:rPr>
+          <w:rFonts w:ascii="Courier New" w:eastAsia="Courier New" w:hAnsi="Courier New" w:cs="Courier New"/>
+          <w:color w:val="188038"/>
+        </w:rPr>
+        <w:t>public</w:t>
+      </w:r>
+      <w:proofErr w:type="gramEnd"/>
+      <w:r>
+        <w:rPr>
+          <w:rFonts w:ascii="Courier New" w:eastAsia="Courier New" w:hAnsi="Courier New" w:cs="Courier New"/>
+          <w:color w:val="188038"/>
+        </w:rPr>
+        <w:t xml:space="preserve"> class </w:t>
+      </w:r>
+      <w:proofErr w:type="spellStart"/>
+      <w:proofErr w:type="gramStart"/>
       <w:r>
         <w:rPr>
           <w:rFonts w:ascii="Courier New" w:eastAsia="Courier New" w:hAnsi="Courier New" w:cs="Courier New"/>
@@ -2142,7 +2305,15 @@
           <w:rFonts w:ascii="Courier New" w:eastAsia="Courier New" w:hAnsi="Courier New" w:cs="Courier New"/>
           <w:color w:val="188038"/>
         </w:rPr>
-        <w:t xml:space="preserve"> : </w:t>
+        <w:t xml:space="preserve"> :</w:t>
+      </w:r>
+      <w:proofErr w:type="gramEnd"/>
+      <w:r>
+        <w:rPr>
+          <w:rFonts w:ascii="Courier New" w:eastAsia="Courier New" w:hAnsi="Courier New" w:cs="Courier New"/>
+          <w:color w:val="188038"/>
+        </w:rPr>
+        <w:t xml:space="preserve"> </w:t>
       </w:r>
       <w:proofErr w:type="spellStart"/>
       <w:r>
@@ -2272,7 +2443,23 @@
           <w:rFonts w:ascii="Courier New" w:eastAsia="Courier New" w:hAnsi="Courier New" w:cs="Courier New"/>
           <w:color w:val="188038"/>
         </w:rPr>
-        <w:t xml:space="preserve">    void Start()</w:t>
+        <w:t xml:space="preserve">    void </w:t>
+      </w:r>
+      <w:proofErr w:type="gramStart"/>
+      <w:r>
+        <w:rPr>
+          <w:rFonts w:ascii="Courier New" w:eastAsia="Courier New" w:hAnsi="Courier New" w:cs="Courier New"/>
+          <w:color w:val="188038"/>
+        </w:rPr>
+        <w:t>Start(</w:t>
+      </w:r>
+      <w:proofErr w:type="gramEnd"/>
+      <w:r>
+        <w:rPr>
+          <w:rFonts w:ascii="Courier New" w:eastAsia="Courier New" w:hAnsi="Courier New" w:cs="Courier New"/>
+          <w:color w:val="188038"/>
+        </w:rPr>
+        <w:t>)</w:t>
       </w:r>
     </w:p>
     <w:p>
@@ -2347,12 +2534,21 @@
         <w:t>Rigidbody</w:t>
       </w:r>
       <w:proofErr w:type="spellEnd"/>
-      <w:r>
-        <w:rPr>
-          <w:rFonts w:ascii="Courier New" w:eastAsia="Courier New" w:hAnsi="Courier New" w:cs="Courier New"/>
-          <w:color w:val="188038"/>
-        </w:rPr>
-        <w:t>&gt;();</w:t>
+      <w:proofErr w:type="gramStart"/>
+      <w:r>
+        <w:rPr>
+          <w:rFonts w:ascii="Courier New" w:eastAsia="Courier New" w:hAnsi="Courier New" w:cs="Courier New"/>
+          <w:color w:val="188038"/>
+        </w:rPr>
+        <w:t>&gt;(</w:t>
+      </w:r>
+      <w:proofErr w:type="gramEnd"/>
+      <w:r>
+        <w:rPr>
+          <w:rFonts w:ascii="Courier New" w:eastAsia="Courier New" w:hAnsi="Courier New" w:cs="Courier New"/>
+          <w:color w:val="188038"/>
+        </w:rPr>
+        <w:t>);</w:t>
       </w:r>
     </w:p>
     <w:p>
@@ -2396,6 +2592,7 @@
         <w:t xml:space="preserve">    void </w:t>
       </w:r>
       <w:proofErr w:type="spellStart"/>
+      <w:proofErr w:type="gramStart"/>
       <w:r>
         <w:rPr>
           <w:rFonts w:ascii="Courier New" w:eastAsia="Courier New" w:hAnsi="Courier New" w:cs="Courier New"/>
@@ -2409,7 +2606,15 @@
           <w:rFonts w:ascii="Courier New" w:eastAsia="Courier New" w:hAnsi="Courier New" w:cs="Courier New"/>
           <w:color w:val="188038"/>
         </w:rPr>
-        <w:t>() // Physics-related operations should go here</w:t>
+        <w:t>(</w:t>
+      </w:r>
+      <w:proofErr w:type="gramEnd"/>
+      <w:r>
+        <w:rPr>
+          <w:rFonts w:ascii="Courier New" w:eastAsia="Courier New" w:hAnsi="Courier New" w:cs="Courier New"/>
+          <w:color w:val="188038"/>
+        </w:rPr>
+        <w:t>) // Physics-related operations should go here</w:t>
       </w:r>
     </w:p>
     <w:p>
@@ -2581,6 +2786,7 @@
         <w:t xml:space="preserve">        Vector3 movement = (</w:t>
       </w:r>
       <w:proofErr w:type="spellStart"/>
+      <w:proofErr w:type="gramStart"/>
       <w:r>
         <w:rPr>
           <w:rFonts w:ascii="Courier New" w:eastAsia="Courier New" w:hAnsi="Courier New" w:cs="Courier New"/>
@@ -2589,6 +2795,7 @@
         <w:t>transform.right</w:t>
       </w:r>
       <w:proofErr w:type="spellEnd"/>
+      <w:proofErr w:type="gramEnd"/>
       <w:r>
         <w:rPr>
           <w:rFonts w:ascii="Courier New" w:eastAsia="Courier New" w:hAnsi="Courier New" w:cs="Courier New"/>
@@ -2695,6 +2902,7 @@
         <w:t xml:space="preserve">        </w:t>
       </w:r>
       <w:proofErr w:type="spellStart"/>
+      <w:proofErr w:type="gramStart"/>
       <w:r>
         <w:rPr>
           <w:rFonts w:ascii="Courier New" w:eastAsia="Courier New" w:hAnsi="Courier New" w:cs="Courier New"/>
@@ -2703,6 +2911,7 @@
         <w:t>rb.AddForce</w:t>
       </w:r>
       <w:proofErr w:type="spellEnd"/>
+      <w:proofErr w:type="gramEnd"/>
       <w:r>
         <w:rPr>
           <w:rFonts w:ascii="Courier New" w:eastAsia="Courier New" w:hAnsi="Courier New" w:cs="Courier New"/>
@@ -2794,7 +3003,15 @@
         <w:ind w:left="360"/>
       </w:pPr>
       <w:r>
-        <w:t xml:space="preserve">5.   What happens when you try to move the ball ? : </w:t>
+        <w:t xml:space="preserve">5.   What happens when you try to move the </w:t>
+      </w:r>
+      <w:proofErr w:type="gramStart"/>
+      <w:r>
+        <w:t>ball ?</w:t>
+      </w:r>
+      <w:proofErr w:type="gramEnd"/>
+      <w:r>
+        <w:t xml:space="preserve"> : </w:t>
       </w:r>
       <w:r>
         <w:br/>
@@ -2814,18 +3031,46 @@
         <w:t xml:space="preserve">6.  </w:t>
       </w:r>
       <w:proofErr w:type="spellStart"/>
+      <w:proofErr w:type="gramStart"/>
       <w:r>
         <w:t>Lets</w:t>
       </w:r>
       <w:proofErr w:type="spellEnd"/>
-      <w:r>
-        <w:t xml:space="preserve"> fix the ball movement. Right now the weight of the ball is too small for the force we apply on it. So the acceleration that the physics engine impart to the ball is very high so </w:t>
-      </w:r>
-      <w:proofErr w:type="spellStart"/>
+      <w:proofErr w:type="gramEnd"/>
+      <w:r>
+        <w:t xml:space="preserve"> fix the ball movement. Right </w:t>
+      </w:r>
+      <w:proofErr w:type="gramStart"/>
+      <w:r>
+        <w:t>now</w:t>
+      </w:r>
+      <w:proofErr w:type="gramEnd"/>
+      <w:r>
+        <w:t xml:space="preserve"> the weight of the ball is too small for the force we apply on it. </w:t>
+      </w:r>
+      <w:proofErr w:type="gramStart"/>
+      <w:r>
+        <w:t>So</w:t>
+      </w:r>
+      <w:proofErr w:type="gramEnd"/>
+      <w:r>
+        <w:t xml:space="preserve"> the acceleration that the physics engine </w:t>
+      </w:r>
+      <w:proofErr w:type="gramStart"/>
+      <w:r>
+        <w:t>impart</w:t>
+      </w:r>
+      <w:proofErr w:type="gramEnd"/>
+      <w:r>
+        <w:t xml:space="preserve"> to the ball is very high so </w:t>
+      </w:r>
+      <w:proofErr w:type="spellStart"/>
+      <w:proofErr w:type="gramStart"/>
       <w:r>
         <w:t>lets</w:t>
       </w:r>
       <w:proofErr w:type="spellEnd"/>
+      <w:proofErr w:type="gramEnd"/>
       <w:r>
         <w:t xml:space="preserve"> make our Player weight bigger</w:t>
       </w:r>
@@ -2904,8 +3149,13 @@
       <w:pPr>
         <w:spacing w:before="240" w:after="240"/>
       </w:pPr>
-      <w:r>
-        <w:t>Let set it to 1 kg</w:t>
+      <w:proofErr w:type="gramStart"/>
+      <w:r>
+        <w:t>Let</w:t>
+      </w:r>
+      <w:proofErr w:type="gramEnd"/>
+      <w:r>
+        <w:t xml:space="preserve"> set it to 1 kg</w:t>
       </w:r>
     </w:p>
     <w:p>
@@ -2973,10 +3223,12 @@
         <w:t xml:space="preserve">In the inspector you can change the </w:t>
       </w:r>
       <w:proofErr w:type="spellStart"/>
+      <w:proofErr w:type="gramStart"/>
       <w:r>
         <w:t>movespeed</w:t>
       </w:r>
       <w:proofErr w:type="spellEnd"/>
+      <w:proofErr w:type="gramEnd"/>
       <w:r>
         <w:t xml:space="preserve"> if you want to move faster</w:t>
       </w:r>
@@ -2994,7 +3246,23 @@
           <w:b/>
           <w:bCs/>
         </w:rPr>
-        <w:t>Task 2 extra: force, mass, and the two clocks (answer here)</w:t>
+        <w:t xml:space="preserve">Task 2 </w:t>
+      </w:r>
+      <w:proofErr w:type="gramStart"/>
+      <w:r>
+        <w:rPr>
+          <w:b/>
+          <w:bCs/>
+        </w:rPr>
+        <w:t>extra</w:t>
+      </w:r>
+      <w:proofErr w:type="gramEnd"/>
+      <w:r>
+        <w:rPr>
+          <w:b/>
+          <w:bCs/>
+        </w:rPr>
+        <w:t>: force, mass, and the two clocks (answer here)</w:t>
       </w:r>
     </w:p>
     <w:p>
@@ -3024,7 +3292,15 @@
         <w:t>20</w:t>
       </w:r>
       <w:r>
-        <w:t xml:space="preserve"> m/s²        At 4 kg:  a = </w:t>
+        <w:t xml:space="preserve"> m/s²        </w:t>
+      </w:r>
+      <w:proofErr w:type="gramStart"/>
+      <w:r>
+        <w:t>At</w:t>
+      </w:r>
+      <w:proofErr w:type="gramEnd"/>
+      <w:r>
+        <w:t xml:space="preserve"> 4 kg:  a = </w:t>
       </w:r>
       <w:r>
         <w:t>5</w:t>
@@ -3079,7 +3355,15 @@
       </w:r>
       <w:proofErr w:type="spellEnd"/>
       <w:r>
-        <w:t xml:space="preserve"> is force the ball is significantly slower at 4 kg compared to 1 kg but when the </w:t>
+        <w:t xml:space="preserve"> is </w:t>
+      </w:r>
+      <w:proofErr w:type="gramStart"/>
+      <w:r>
+        <w:t>force</w:t>
+      </w:r>
+      <w:proofErr w:type="gramEnd"/>
+      <w:r>
+        <w:t xml:space="preserve"> the ball is significantly slower at 4 kg compared to 1 kg but when the </w:t>
       </w:r>
       <w:proofErr w:type="spellStart"/>
       <w:r>
@@ -3142,7 +3426,14 @@
         <w:rPr>
           <w:rFonts w:ascii="Bookman Old Style" w:eastAsia="Bookman Old Style" w:hAnsi="Bookman Old Style" w:cs="Bookman Old Style"/>
         </w:rPr>
-        <w:t xml:space="preserve">Create a </w:t>
+        <w:t xml:space="preserve">Create </w:t>
+      </w:r>
+      <w:proofErr w:type="gramStart"/>
+      <w:r>
+        <w:rPr>
+          <w:rFonts w:ascii="Bookman Old Style" w:eastAsia="Bookman Old Style" w:hAnsi="Bookman Old Style" w:cs="Bookman Old Style"/>
+        </w:rPr>
+        <w:t xml:space="preserve">a </w:t>
       </w:r>
       <w:r>
         <w:rPr>
@@ -3150,7 +3441,16 @@
           <w:b/>
           <w:bCs/>
         </w:rPr>
-        <w:t>Physics Material</w:t>
+        <w:t>Physics</w:t>
+      </w:r>
+      <w:proofErr w:type="gramEnd"/>
+      <w:r>
+        <w:rPr>
+          <w:rFonts w:ascii="Bookman Old Style" w:eastAsia="Bookman Old Style" w:hAnsi="Bookman Old Style" w:cs="Bookman Old Style"/>
+          <w:b/>
+          <w:bCs/>
+        </w:rPr>
+        <w:t xml:space="preserve"> Material</w:t>
       </w:r>
       <w:r>
         <w:rPr>
@@ -3363,6 +3663,7 @@
         <w:t xml:space="preserve">Double click on </w:t>
       </w:r>
       <w:proofErr w:type="spellStart"/>
+      <w:proofErr w:type="gramStart"/>
       <w:r>
         <w:rPr>
           <w:rFonts w:ascii="Bookman Old Style" w:eastAsia="Bookman Old Style" w:hAnsi="Bookman Old Style" w:cs="Bookman Old Style"/>
@@ -3375,7 +3676,14 @@
         <w:rPr>
           <w:rFonts w:ascii="Bookman Old Style" w:eastAsia="Bookman Old Style" w:hAnsi="Bookman Old Style" w:cs="Bookman Old Style"/>
         </w:rPr>
-        <w:t xml:space="preserve">  and </w:t>
+        <w:t xml:space="preserve">  and</w:t>
+      </w:r>
+      <w:proofErr w:type="gramEnd"/>
+      <w:r>
+        <w:rPr>
+          <w:rFonts w:ascii="Bookman Old Style" w:eastAsia="Bookman Old Style" w:hAnsi="Bookman Old Style" w:cs="Bookman Old Style"/>
+        </w:rPr>
+        <w:t xml:space="preserve"> </w:t>
       </w:r>
     </w:p>
     <w:p>
@@ -3831,6 +4139,7 @@
         <w:t xml:space="preserve">public class </w:t>
       </w:r>
       <w:proofErr w:type="spellStart"/>
+      <w:proofErr w:type="gramStart"/>
       <w:r>
         <w:rPr>
           <w:rFonts w:ascii="Courier New" w:eastAsia="Courier New" w:hAnsi="Courier New" w:cs="Courier New"/>
@@ -3844,7 +4153,15 @@
           <w:rFonts w:ascii="Courier New" w:eastAsia="Courier New" w:hAnsi="Courier New" w:cs="Courier New"/>
           <w:color w:val="188038"/>
         </w:rPr>
-        <w:t xml:space="preserve"> : </w:t>
+        <w:t xml:space="preserve"> :</w:t>
+      </w:r>
+      <w:proofErr w:type="gramEnd"/>
+      <w:r>
+        <w:rPr>
+          <w:rFonts w:ascii="Courier New" w:eastAsia="Courier New" w:hAnsi="Courier New" w:cs="Courier New"/>
+          <w:color w:val="188038"/>
+        </w:rPr>
+        <w:t xml:space="preserve"> </w:t>
       </w:r>
       <w:proofErr w:type="spellStart"/>
       <w:r>
@@ -3926,7 +4243,39 @@
           <w:rFonts w:ascii="Courier New" w:eastAsia="Courier New" w:hAnsi="Courier New" w:cs="Courier New"/>
           <w:color w:val="188038"/>
         </w:rPr>
-        <w:t xml:space="preserve">    void Update()</w:t>
+        <w:t xml:space="preserve">    </w:t>
+      </w:r>
+      <w:proofErr w:type="gramStart"/>
+      <w:r>
+        <w:rPr>
+          <w:rFonts w:ascii="Courier New" w:eastAsia="Courier New" w:hAnsi="Courier New" w:cs="Courier New"/>
+          <w:color w:val="188038"/>
+        </w:rPr>
+        <w:t>void</w:t>
+      </w:r>
+      <w:proofErr w:type="gramEnd"/>
+      <w:r>
+        <w:rPr>
+          <w:rFonts w:ascii="Courier New" w:eastAsia="Courier New" w:hAnsi="Courier New" w:cs="Courier New"/>
+          <w:color w:val="188038"/>
+        </w:rPr>
+        <w:t xml:space="preserve"> </w:t>
+      </w:r>
+      <w:proofErr w:type="gramStart"/>
+      <w:r>
+        <w:rPr>
+          <w:rFonts w:ascii="Courier New" w:eastAsia="Courier New" w:hAnsi="Courier New" w:cs="Courier New"/>
+          <w:color w:val="188038"/>
+        </w:rPr>
+        <w:t>Update(</w:t>
+      </w:r>
+      <w:proofErr w:type="gramEnd"/>
+      <w:r>
+        <w:rPr>
+          <w:rFonts w:ascii="Courier New" w:eastAsia="Courier New" w:hAnsi="Courier New" w:cs="Courier New"/>
+          <w:color w:val="188038"/>
+        </w:rPr>
+        <w:t>)</w:t>
       </w:r>
     </w:p>
     <w:p>
@@ -3961,6 +4310,7 @@
         <w:t xml:space="preserve">        </w:t>
       </w:r>
       <w:proofErr w:type="spellStart"/>
+      <w:proofErr w:type="gramStart"/>
       <w:r>
         <w:rPr>
           <w:rFonts w:ascii="Courier New" w:eastAsia="Courier New" w:hAnsi="Courier New" w:cs="Courier New"/>
@@ -3969,6 +4319,7 @@
         <w:t>transform.Rotate</w:t>
       </w:r>
       <w:proofErr w:type="spellEnd"/>
+      <w:proofErr w:type="gramEnd"/>
       <w:r>
         <w:rPr>
           <w:rFonts w:ascii="Courier New" w:eastAsia="Courier New" w:hAnsi="Courier New" w:cs="Courier New"/>
@@ -4109,8 +4460,13 @@
         <w:ind w:left="720"/>
       </w:pPr>
       <w:r>
-        <w:t>Now move your player to the middle of the trap what do you notice ?</w:t>
-      </w:r>
+        <w:t xml:space="preserve">Now move your player to the middle of the trap what do you </w:t>
+      </w:r>
+      <w:proofErr w:type="gramStart"/>
+      <w:r>
+        <w:t>notice ?</w:t>
+      </w:r>
+      <w:proofErr w:type="gramEnd"/>
     </w:p>
     <w:p>
       <w:pPr>
@@ -4124,13 +4480,23 @@
         <w:t xml:space="preserve"> middle of the trap it fazes through the yellow trap making it ineffective</w:t>
       </w:r>
       <w:r>
-        <w:t xml:space="preserve"> and also slows down the ball a lot when </w:t>
-      </w:r>
-      <w:proofErr w:type="spellStart"/>
+        <w:t xml:space="preserve"> </w:t>
+      </w:r>
+      <w:proofErr w:type="gramStart"/>
+      <w:r>
+        <w:t>and also</w:t>
+      </w:r>
+      <w:proofErr w:type="gramEnd"/>
+      <w:r>
+        <w:t xml:space="preserve"> slows down the ball a lot when </w:t>
+      </w:r>
+      <w:proofErr w:type="spellStart"/>
+      <w:proofErr w:type="gramStart"/>
       <w:r>
         <w:t>its</w:t>
       </w:r>
       <w:proofErr w:type="spellEnd"/>
+      <w:proofErr w:type="gramEnd"/>
       <w:r>
         <w:t xml:space="preserve"> in the middle.</w:t>
       </w:r>
@@ -4148,7 +4514,15 @@
       </w:pPr>
       <w:r>
         <w:br/>
-        <w:t xml:space="preserve">This issue is due to the fact that when </w:t>
+        <w:t xml:space="preserve">This issue is </w:t>
+      </w:r>
+      <w:proofErr w:type="gramStart"/>
+      <w:r>
+        <w:t>due to the fact that</w:t>
+      </w:r>
+      <w:proofErr w:type="gramEnd"/>
+      <w:r>
+        <w:t xml:space="preserve"> when </w:t>
       </w:r>
       <w:proofErr w:type="spellStart"/>
       <w:r>
@@ -4156,7 +4530,15 @@
       </w:r>
       <w:proofErr w:type="spellEnd"/>
       <w:r>
-        <w:t xml:space="preserve"> modifying the transform directly. It does not check if we have a collision in the way. So if the movement is fast enough the collision gets skipped. You can notice this issue closer if you use the pause button and then update frame by frame.</w:t>
+        <w:t xml:space="preserve"> modifying the transform directly. It does not check if we have a collision in the way. </w:t>
+      </w:r>
+      <w:proofErr w:type="gramStart"/>
+      <w:r>
+        <w:t>So</w:t>
+      </w:r>
+      <w:proofErr w:type="gramEnd"/>
+      <w:r>
+        <w:t xml:space="preserve"> if the movement is fast enough the collision gets skipped. You can notice this issue closer if you use the pause button and then update frame by frame.</w:t>
       </w:r>
     </w:p>
     <w:p>
@@ -4165,7 +4547,15 @@
         <w:ind w:left="720"/>
       </w:pPr>
       <w:r>
-        <w:t>One way to correct for that is to use Continuous Collision Detection but it is very heavy for the CPU so we will use another method that allows collision to be properly updated</w:t>
+        <w:t xml:space="preserve">One way to </w:t>
+      </w:r>
+      <w:proofErr w:type="gramStart"/>
+      <w:r>
+        <w:t>correct for</w:t>
+      </w:r>
+      <w:proofErr w:type="gramEnd"/>
+      <w:r>
+        <w:t xml:space="preserve"> that is to use Continuous Collision Detection but it is very heavy for the CPU so we will use another method that allows collision to be properly updated</w:t>
       </w:r>
     </w:p>
     <w:p>
@@ -4239,6 +4629,7 @@
         <w:t>Fix Rotation (</w:t>
       </w:r>
       <w:proofErr w:type="spellStart"/>
+      <w:proofErr w:type="gramStart"/>
       <w:r>
         <w:rPr>
           <w:rFonts w:ascii="Bookman Old Style" w:eastAsia="Bookman Old Style" w:hAnsi="Bookman Old Style" w:cs="Bookman Old Style"/>
@@ -4256,6 +4647,7 @@
         </w:rPr>
         <w:t xml:space="preserve"> )</w:t>
       </w:r>
+      <w:proofErr w:type="gramEnd"/>
       <w:r>
         <w:rPr>
           <w:rFonts w:ascii="Bookman Old Style" w:eastAsia="Bookman Old Style" w:hAnsi="Bookman Old Style" w:cs="Bookman Old Style"/>
@@ -4291,18 +4683,54 @@
           <w:rFonts w:ascii="Bookman Old Style" w:eastAsia="Bookman Old Style" w:hAnsi="Bookman Old Style" w:cs="Bookman Old Style"/>
         </w:rPr>
       </w:pPr>
-      <w:r>
-        <w:rPr>
-          <w:rFonts w:ascii="Bookman Old Style" w:eastAsia="Bookman Old Style" w:hAnsi="Bookman Old Style" w:cs="Bookman Old Style"/>
-        </w:rPr>
-        <w:t xml:space="preserve">In order to make sure that during a rotation the physics calculation are done properly we will use the </w:t>
-      </w:r>
-      <w:proofErr w:type="spellStart"/>
-      <w:r>
-        <w:rPr>
-          <w:rFonts w:ascii="Bookman Old Style" w:eastAsia="Bookman Old Style" w:hAnsi="Bookman Old Style" w:cs="Bookman Old Style"/>
-        </w:rPr>
-        <w:t>RigidBody.MoveRotation</w:t>
+      <w:proofErr w:type="gramStart"/>
+      <w:r>
+        <w:rPr>
+          <w:rFonts w:ascii="Bookman Old Style" w:eastAsia="Bookman Old Style" w:hAnsi="Bookman Old Style" w:cs="Bookman Old Style"/>
+        </w:rPr>
+        <w:t>In order to</w:t>
+      </w:r>
+      <w:proofErr w:type="gramEnd"/>
+      <w:r>
+        <w:rPr>
+          <w:rFonts w:ascii="Bookman Old Style" w:eastAsia="Bookman Old Style" w:hAnsi="Bookman Old Style" w:cs="Bookman Old Style"/>
+        </w:rPr>
+        <w:t xml:space="preserve"> make sure that during a rotation the physics </w:t>
+      </w:r>
+      <w:proofErr w:type="gramStart"/>
+      <w:r>
+        <w:rPr>
+          <w:rFonts w:ascii="Bookman Old Style" w:eastAsia="Bookman Old Style" w:hAnsi="Bookman Old Style" w:cs="Bookman Old Style"/>
+        </w:rPr>
+        <w:t>calculation</w:t>
+      </w:r>
+      <w:proofErr w:type="gramEnd"/>
+      <w:r>
+        <w:rPr>
+          <w:rFonts w:ascii="Bookman Old Style" w:eastAsia="Bookman Old Style" w:hAnsi="Bookman Old Style" w:cs="Bookman Old Style"/>
+        </w:rPr>
+        <w:t xml:space="preserve"> are done properly we will use </w:t>
+      </w:r>
+      <w:proofErr w:type="gramStart"/>
+      <w:r>
+        <w:rPr>
+          <w:rFonts w:ascii="Bookman Old Style" w:eastAsia="Bookman Old Style" w:hAnsi="Bookman Old Style" w:cs="Bookman Old Style"/>
+        </w:rPr>
+        <w:t xml:space="preserve">the </w:t>
+      </w:r>
+      <w:proofErr w:type="spellStart"/>
+      <w:r>
+        <w:rPr>
+          <w:rFonts w:ascii="Bookman Old Style" w:eastAsia="Bookman Old Style" w:hAnsi="Bookman Old Style" w:cs="Bookman Old Style"/>
+        </w:rPr>
+        <w:t>RigidBody</w:t>
+      </w:r>
+      <w:proofErr w:type="gramEnd"/>
+      <w:r>
+        <w:rPr>
+          <w:rFonts w:ascii="Bookman Old Style" w:eastAsia="Bookman Old Style" w:hAnsi="Bookman Old Style" w:cs="Bookman Old Style"/>
+        </w:rPr>
+        <w:t>.MoveRotation</w:t>
       </w:r>
       <w:proofErr w:type="spellEnd"/>
     </w:p>
@@ -4400,6 +4828,7 @@
         <w:t xml:space="preserve">public class </w:t>
       </w:r>
       <w:proofErr w:type="spellStart"/>
+      <w:proofErr w:type="gramStart"/>
       <w:r>
         <w:rPr>
           <w:rFonts w:ascii="Courier New" w:eastAsia="Courier New" w:hAnsi="Courier New" w:cs="Courier New"/>
@@ -4413,7 +4842,15 @@
           <w:rFonts w:ascii="Courier New" w:eastAsia="Courier New" w:hAnsi="Courier New" w:cs="Courier New"/>
           <w:color w:val="188038"/>
         </w:rPr>
-        <w:t xml:space="preserve"> : </w:t>
+        <w:t xml:space="preserve"> :</w:t>
+      </w:r>
+      <w:proofErr w:type="gramEnd"/>
+      <w:r>
+        <w:rPr>
+          <w:rFonts w:ascii="Courier New" w:eastAsia="Courier New" w:hAnsi="Courier New" w:cs="Courier New"/>
+          <w:color w:val="188038"/>
+        </w:rPr>
+        <w:t xml:space="preserve"> </w:t>
       </w:r>
       <w:proofErr w:type="spellStart"/>
       <w:r>
@@ -4543,7 +4980,23 @@
           <w:rFonts w:ascii="Courier New" w:eastAsia="Courier New" w:hAnsi="Courier New" w:cs="Courier New"/>
           <w:color w:val="188038"/>
         </w:rPr>
-        <w:t xml:space="preserve">    void Start()</w:t>
+        <w:t xml:space="preserve">    void </w:t>
+      </w:r>
+      <w:proofErr w:type="gramStart"/>
+      <w:r>
+        <w:rPr>
+          <w:rFonts w:ascii="Courier New" w:eastAsia="Courier New" w:hAnsi="Courier New" w:cs="Courier New"/>
+          <w:color w:val="188038"/>
+        </w:rPr>
+        <w:t>Start(</w:t>
+      </w:r>
+      <w:proofErr w:type="gramEnd"/>
+      <w:r>
+        <w:rPr>
+          <w:rFonts w:ascii="Courier New" w:eastAsia="Courier New" w:hAnsi="Courier New" w:cs="Courier New"/>
+          <w:color w:val="188038"/>
+        </w:rPr>
+        <w:t>)</w:t>
       </w:r>
     </w:p>
     <w:p>
@@ -4618,12 +5071,21 @@
         <w:t>Rigidbody</w:t>
       </w:r>
       <w:proofErr w:type="spellEnd"/>
-      <w:r>
-        <w:rPr>
-          <w:rFonts w:ascii="Courier New" w:eastAsia="Courier New" w:hAnsi="Courier New" w:cs="Courier New"/>
-          <w:color w:val="188038"/>
-        </w:rPr>
-        <w:t>&gt;();</w:t>
+      <w:proofErr w:type="gramStart"/>
+      <w:r>
+        <w:rPr>
+          <w:rFonts w:ascii="Courier New" w:eastAsia="Courier New" w:hAnsi="Courier New" w:cs="Courier New"/>
+          <w:color w:val="188038"/>
+        </w:rPr>
+        <w:t>&gt;(</w:t>
+      </w:r>
+      <w:proofErr w:type="gramEnd"/>
+      <w:r>
+        <w:rPr>
+          <w:rFonts w:ascii="Courier New" w:eastAsia="Courier New" w:hAnsi="Courier New" w:cs="Courier New"/>
+          <w:color w:val="188038"/>
+        </w:rPr>
+        <w:t>);</w:t>
       </w:r>
     </w:p>
     <w:p>
@@ -4664,9 +5126,26 @@
           <w:rFonts w:ascii="Courier New" w:eastAsia="Courier New" w:hAnsi="Courier New" w:cs="Courier New"/>
           <w:color w:val="188038"/>
         </w:rPr>
-        <w:t xml:space="preserve">    void </w:t>
-      </w:r>
-      <w:proofErr w:type="spellStart"/>
+        <w:t xml:space="preserve">    </w:t>
+      </w:r>
+      <w:proofErr w:type="gramStart"/>
+      <w:r>
+        <w:rPr>
+          <w:rFonts w:ascii="Courier New" w:eastAsia="Courier New" w:hAnsi="Courier New" w:cs="Courier New"/>
+          <w:color w:val="188038"/>
+        </w:rPr>
+        <w:t>void</w:t>
+      </w:r>
+      <w:proofErr w:type="gramEnd"/>
+      <w:r>
+        <w:rPr>
+          <w:rFonts w:ascii="Courier New" w:eastAsia="Courier New" w:hAnsi="Courier New" w:cs="Courier New"/>
+          <w:color w:val="188038"/>
+        </w:rPr>
+        <w:t xml:space="preserve"> </w:t>
+      </w:r>
+      <w:proofErr w:type="spellStart"/>
+      <w:proofErr w:type="gramStart"/>
       <w:r>
         <w:rPr>
           <w:rFonts w:ascii="Courier New" w:eastAsia="Courier New" w:hAnsi="Courier New" w:cs="Courier New"/>
@@ -4680,7 +5159,15 @@
           <w:rFonts w:ascii="Courier New" w:eastAsia="Courier New" w:hAnsi="Courier New" w:cs="Courier New"/>
           <w:color w:val="188038"/>
         </w:rPr>
-        <w:t>()</w:t>
+        <w:t>(</w:t>
+      </w:r>
+      <w:proofErr w:type="gramEnd"/>
+      <w:r>
+        <w:rPr>
+          <w:rFonts w:ascii="Courier New" w:eastAsia="Courier New" w:hAnsi="Courier New" w:cs="Courier New"/>
+          <w:color w:val="188038"/>
+        </w:rPr>
+        <w:t>)</w:t>
       </w:r>
     </w:p>
     <w:p>
@@ -4795,6 +5282,7 @@
         <w:t xml:space="preserve">        </w:t>
       </w:r>
       <w:proofErr w:type="spellStart"/>
+      <w:proofErr w:type="gramStart"/>
       <w:r>
         <w:rPr>
           <w:rFonts w:ascii="Courier New" w:eastAsia="Courier New" w:hAnsi="Courier New" w:cs="Courier New"/>
@@ -4803,6 +5291,7 @@
         <w:t>rb.MoveRotation</w:t>
       </w:r>
       <w:proofErr w:type="spellEnd"/>
+      <w:proofErr w:type="gramEnd"/>
       <w:r>
         <w:rPr>
           <w:rFonts w:ascii="Courier New" w:eastAsia="Courier New" w:hAnsi="Courier New" w:cs="Courier New"/>
@@ -4811,6 +5300,7 @@
         <w:t>(</w:t>
       </w:r>
       <w:proofErr w:type="spellStart"/>
+      <w:proofErr w:type="gramStart"/>
       <w:r>
         <w:rPr>
           <w:rFonts w:ascii="Courier New" w:eastAsia="Courier New" w:hAnsi="Courier New" w:cs="Courier New"/>
@@ -4819,6 +5309,7 @@
         <w:t>rb.rotation</w:t>
       </w:r>
       <w:proofErr w:type="spellEnd"/>
+      <w:proofErr w:type="gramEnd"/>
       <w:r>
         <w:rPr>
           <w:rFonts w:ascii="Courier New" w:eastAsia="Courier New" w:hAnsi="Courier New" w:cs="Courier New"/>
@@ -5146,7 +5637,21 @@
         <w:rPr>
           <w:rFonts w:ascii="Bookman Old Style" w:eastAsia="Bookman Old Style" w:hAnsi="Bookman Old Style" w:cs="Bookman Old Style"/>
         </w:rPr>
-        <w:t xml:space="preserve"> exist create one. With the </w:t>
+        <w:t xml:space="preserve"> </w:t>
+      </w:r>
+      <w:proofErr w:type="gramStart"/>
+      <w:r>
+        <w:rPr>
+          <w:rFonts w:ascii="Bookman Old Style" w:eastAsia="Bookman Old Style" w:hAnsi="Bookman Old Style" w:cs="Bookman Old Style"/>
+        </w:rPr>
+        <w:t>exist</w:t>
+      </w:r>
+      <w:proofErr w:type="gramEnd"/>
+      <w:r>
+        <w:rPr>
+          <w:rFonts w:ascii="Bookman Old Style" w:eastAsia="Bookman Old Style" w:hAnsi="Bookman Old Style" w:cs="Bookman Old Style"/>
+        </w:rPr>
+        <w:t xml:space="preserve"> create one. With the </w:t>
       </w:r>
       <w:proofErr w:type="spellStart"/>
       <w:r>
@@ -5355,6 +5860,7 @@
         <w:t xml:space="preserve">void </w:t>
       </w:r>
       <w:proofErr w:type="spellStart"/>
+      <w:proofErr w:type="gramStart"/>
       <w:r>
         <w:rPr>
           <w:rFonts w:ascii="Courier New" w:eastAsia="Courier New" w:hAnsi="Courier New" w:cs="Courier New"/>
@@ -5368,7 +5874,15 @@
           <w:rFonts w:ascii="Courier New" w:eastAsia="Courier New" w:hAnsi="Courier New" w:cs="Courier New"/>
           <w:color w:val="188038"/>
         </w:rPr>
-        <w:t>(Collider other)</w:t>
+        <w:t>(</w:t>
+      </w:r>
+      <w:proofErr w:type="gramEnd"/>
+      <w:r>
+        <w:rPr>
+          <w:rFonts w:ascii="Courier New" w:eastAsia="Courier New" w:hAnsi="Courier New" w:cs="Courier New"/>
+          <w:color w:val="188038"/>
+        </w:rPr>
+        <w:t>Collider other)</w:t>
       </w:r>
     </w:p>
     <w:p>
@@ -5403,6 +5917,7 @@
         <w:t xml:space="preserve">    if (</w:t>
       </w:r>
       <w:proofErr w:type="spellStart"/>
+      <w:proofErr w:type="gramStart"/>
       <w:r>
         <w:rPr>
           <w:rFonts w:ascii="Courier New" w:eastAsia="Courier New" w:hAnsi="Courier New" w:cs="Courier New"/>
@@ -5411,6 +5926,7 @@
         <w:t>other.CompareTag</w:t>
       </w:r>
       <w:proofErr w:type="spellEnd"/>
+      <w:proofErr w:type="gramEnd"/>
       <w:r>
         <w:rPr>
           <w:rFonts w:ascii="Courier New" w:eastAsia="Courier New" w:hAnsi="Courier New" w:cs="Courier New"/>
@@ -5536,6 +6052,7 @@
         <w:t>The line if (</w:t>
       </w:r>
       <w:proofErr w:type="spellStart"/>
+      <w:proofErr w:type="gramStart"/>
       <w:r>
         <w:rPr>
           <w:rFonts w:ascii="Bookman Old Style" w:eastAsia="Bookman Old Style" w:hAnsi="Bookman Old Style" w:cs="Bookman Old Style"/>
@@ -5543,6 +6060,7 @@
         <w:t>other.CompareTag</w:t>
       </w:r>
       <w:proofErr w:type="spellEnd"/>
+      <w:proofErr w:type="gramEnd"/>
       <w:r>
         <w:rPr>
           <w:rFonts w:ascii="Bookman Old Style" w:eastAsia="Bookman Old Style" w:hAnsi="Bookman Old Style" w:cs="Bookman Old Style"/>
@@ -5577,7 +6095,25 @@
           <w:bCs/>
         </w:rPr>
         <w:lastRenderedPageBreak/>
-        <w:t xml:space="preserve">Add a screenshot here of the debug : </w:t>
+        <w:t xml:space="preserve">Add a screenshot here of the </w:t>
+      </w:r>
+      <w:proofErr w:type="gramStart"/>
+      <w:r>
+        <w:rPr>
+          <w:rFonts w:ascii="Bookman Old Style" w:eastAsia="Bookman Old Style" w:hAnsi="Bookman Old Style" w:cs="Bookman Old Style"/>
+          <w:b/>
+          <w:bCs/>
+        </w:rPr>
+        <w:t>debug :</w:t>
+      </w:r>
+      <w:proofErr w:type="gramEnd"/>
+      <w:r>
+        <w:rPr>
+          <w:rFonts w:ascii="Bookman Old Style" w:eastAsia="Bookman Old Style" w:hAnsi="Bookman Old Style" w:cs="Bookman Old Style"/>
+          <w:b/>
+          <w:bCs/>
+        </w:rPr>
+        <w:t xml:space="preserve"> </w:t>
       </w:r>
       <w:r>
         <w:rPr>
@@ -6330,7 +6866,23 @@
           <w:rFonts w:ascii="Roboto Mono" w:eastAsia="Roboto Mono" w:hAnsi="Roboto Mono" w:cs="Roboto Mono"/>
           <w:color w:val="188038"/>
         </w:rPr>
-        <w:t>void Start()</w:t>
+        <w:t xml:space="preserve">void </w:t>
+      </w:r>
+      <w:proofErr w:type="gramStart"/>
+      <w:r>
+        <w:rPr>
+          <w:rFonts w:ascii="Roboto Mono" w:eastAsia="Roboto Mono" w:hAnsi="Roboto Mono" w:cs="Roboto Mono"/>
+          <w:color w:val="188038"/>
+        </w:rPr>
+        <w:t>Start(</w:t>
+      </w:r>
+      <w:proofErr w:type="gramEnd"/>
+      <w:r>
+        <w:rPr>
+          <w:rFonts w:ascii="Roboto Mono" w:eastAsia="Roboto Mono" w:hAnsi="Roboto Mono" w:cs="Roboto Mono"/>
+          <w:color w:val="188038"/>
+        </w:rPr>
+        <w:t>)</w:t>
       </w:r>
     </w:p>
     <w:p>
@@ -6405,12 +6957,21 @@
         <w:t>Rigidbody</w:t>
       </w:r>
       <w:proofErr w:type="spellEnd"/>
+      <w:proofErr w:type="gramStart"/>
       <w:r>
         <w:rPr>
           <w:rFonts w:ascii="Roboto Mono" w:eastAsia="Roboto Mono" w:hAnsi="Roboto Mono" w:cs="Roboto Mono"/>
           <w:color w:val="188038"/>
         </w:rPr>
-        <w:t>&gt;();</w:t>
+        <w:t>&gt;(</w:t>
+      </w:r>
+      <w:proofErr w:type="gramEnd"/>
+      <w:r>
+        <w:rPr>
+          <w:rFonts w:ascii="Roboto Mono" w:eastAsia="Roboto Mono" w:hAnsi="Roboto Mono" w:cs="Roboto Mono"/>
+          <w:color w:val="188038"/>
+        </w:rPr>
+        <w:t>);</w:t>
       </w:r>
     </w:p>
     <w:p>
@@ -6445,6 +7006,7 @@
         <w:t xml:space="preserve"> = </w:t>
       </w:r>
       <w:proofErr w:type="spellStart"/>
+      <w:proofErr w:type="gramStart"/>
       <w:r>
         <w:rPr>
           <w:rFonts w:ascii="Roboto Mono" w:eastAsia="Roboto Mono" w:hAnsi="Roboto Mono" w:cs="Roboto Mono"/>
@@ -6453,6 +7015,7 @@
         <w:t>transform.position</w:t>
       </w:r>
       <w:proofErr w:type="spellEnd"/>
+      <w:proofErr w:type="gramEnd"/>
       <w:r>
         <w:rPr>
           <w:rFonts w:ascii="Roboto Mono" w:eastAsia="Roboto Mono" w:hAnsi="Roboto Mono" w:cs="Roboto Mono"/>
@@ -6502,6 +7065,7 @@
         <w:t xml:space="preserve">void </w:t>
       </w:r>
       <w:proofErr w:type="spellStart"/>
+      <w:proofErr w:type="gramStart"/>
       <w:r>
         <w:rPr>
           <w:rFonts w:ascii="Roboto Mono" w:eastAsia="Roboto Mono" w:hAnsi="Roboto Mono" w:cs="Roboto Mono"/>
@@ -6515,7 +7079,15 @@
           <w:rFonts w:ascii="Roboto Mono" w:eastAsia="Roboto Mono" w:hAnsi="Roboto Mono" w:cs="Roboto Mono"/>
           <w:color w:val="188038"/>
         </w:rPr>
-        <w:t>(Collider other)</w:t>
+        <w:t>(</w:t>
+      </w:r>
+      <w:proofErr w:type="gramEnd"/>
+      <w:r>
+        <w:rPr>
+          <w:rFonts w:ascii="Roboto Mono" w:eastAsia="Roboto Mono" w:hAnsi="Roboto Mono" w:cs="Roboto Mono"/>
+          <w:color w:val="188038"/>
+        </w:rPr>
+        <w:t>Collider other)</w:t>
       </w:r>
     </w:p>
     <w:p>
@@ -6550,6 +7122,7 @@
         <w:t xml:space="preserve">    if (</w:t>
       </w:r>
       <w:proofErr w:type="spellStart"/>
+      <w:proofErr w:type="gramStart"/>
       <w:r>
         <w:rPr>
           <w:rFonts w:ascii="Roboto Mono" w:eastAsia="Roboto Mono" w:hAnsi="Roboto Mono" w:cs="Roboto Mono"/>
@@ -6558,6 +7131,7 @@
         <w:t>other.CompareTag</w:t>
       </w:r>
       <w:proofErr w:type="spellEnd"/>
+      <w:proofErr w:type="gramEnd"/>
       <w:r>
         <w:rPr>
           <w:rFonts w:ascii="Roboto Mono" w:eastAsia="Roboto Mono" w:hAnsi="Roboto Mono" w:cs="Roboto Mono"/>
@@ -6646,6 +7220,7 @@
         <w:t xml:space="preserve">    else if (</w:t>
       </w:r>
       <w:proofErr w:type="spellStart"/>
+      <w:proofErr w:type="gramStart"/>
       <w:r>
         <w:rPr>
           <w:rFonts w:ascii="Roboto Mono" w:eastAsia="Roboto Mono" w:hAnsi="Roboto Mono" w:cs="Roboto Mono"/>
@@ -6654,6 +7229,7 @@
         <w:t>other.CompareTag</w:t>
       </w:r>
       <w:proofErr w:type="spellEnd"/>
+      <w:proofErr w:type="gramEnd"/>
       <w:r>
         <w:rPr>
           <w:rFonts w:ascii="Roboto Mono" w:eastAsia="Roboto Mono" w:hAnsi="Roboto Mono" w:cs="Roboto Mono"/>
@@ -6712,6 +7288,7 @@
         <w:t xml:space="preserve">        </w:t>
       </w:r>
       <w:proofErr w:type="spellStart"/>
+      <w:proofErr w:type="gramStart"/>
       <w:r>
         <w:rPr>
           <w:rFonts w:ascii="Courier New" w:eastAsia="Courier New" w:hAnsi="Courier New" w:cs="Courier New"/>
@@ -6722,6 +7299,7 @@
         <w:t>rb.position</w:t>
       </w:r>
       <w:proofErr w:type="spellEnd"/>
+      <w:proofErr w:type="gramEnd"/>
       <w:r>
         <w:rPr>
           <w:rFonts w:ascii="Courier New" w:eastAsia="Courier New" w:hAnsi="Courier New" w:cs="Courier New"/>
@@ -6829,26 +7407,32 @@
         <w:t xml:space="preserve">4. Assigning </w:t>
       </w:r>
       <w:proofErr w:type="spellStart"/>
+      <w:proofErr w:type="gramStart"/>
       <w:r>
         <w:t>rb.position</w:t>
       </w:r>
       <w:proofErr w:type="spellEnd"/>
+      <w:proofErr w:type="gramEnd"/>
       <w:r>
         <w:t xml:space="preserve"> teleports the ball, which is fine here because it lands in empty space. It is not safe in general: dropping a body inside another one creates a deep overlap, and the separation impulse launches it. </w:t>
       </w:r>
       <w:proofErr w:type="spellStart"/>
+      <w:proofErr w:type="gramStart"/>
       <w:r>
         <w:t>rb.MovePosition</w:t>
       </w:r>
       <w:proofErr w:type="spellEnd"/>
+      <w:proofErr w:type="gramEnd"/>
       <w:r>
         <w:t xml:space="preserve"> sweeps the motion and finds contacts on the way; assignment does </w:t>
       </w:r>
       <w:proofErr w:type="spellStart"/>
+      <w:proofErr w:type="gramStart"/>
       <w:r>
         <w:t>not.with</w:t>
       </w:r>
       <w:proofErr w:type="spellEnd"/>
+      <w:proofErr w:type="gramEnd"/>
       <w:r>
         <w:t>:</w:t>
       </w:r>
@@ -6864,6 +7448,7 @@
         </w:rPr>
       </w:pPr>
       <w:proofErr w:type="spellStart"/>
+      <w:proofErr w:type="gramStart"/>
       <w:r>
         <w:rPr>
           <w:rFonts w:ascii="Courier New" w:eastAsia="Courier New" w:hAnsi="Courier New" w:cs="Courier New"/>
@@ -6874,6 +7459,7 @@
         <w:t>rb.MovePosition</w:t>
       </w:r>
       <w:proofErr w:type="spellEnd"/>
+      <w:proofErr w:type="gramEnd"/>
       <w:r>
         <w:rPr>
           <w:rFonts w:ascii="Courier New" w:eastAsia="Courier New" w:hAnsi="Courier New" w:cs="Courier New"/>
@@ -6914,7 +7500,15 @@
         </w:rPr>
       </w:pPr>
       <w:r>
-        <w:t xml:space="preserve"> Also add the 2 line below so the ball does not keep the speed it died </w:t>
+        <w:t xml:space="preserve"> Also add the 2 </w:t>
+      </w:r>
+      <w:proofErr w:type="gramStart"/>
+      <w:r>
+        <w:t>line</w:t>
+      </w:r>
+      <w:proofErr w:type="gramEnd"/>
+      <w:r>
+        <w:t xml:space="preserve"> below so the ball does not keep the speed it died </w:t>
       </w:r>
     </w:p>
     <w:p>
@@ -6926,6 +7520,7 @@
         </w:rPr>
       </w:pPr>
       <w:proofErr w:type="spellStart"/>
+      <w:proofErr w:type="gramStart"/>
       <w:r>
         <w:rPr>
           <w:rFonts w:ascii="Courier New" w:eastAsia="Courier New" w:hAnsi="Courier New" w:cs="Courier New"/>
@@ -6934,6 +7529,7 @@
         <w:t>rb.linearVelocity</w:t>
       </w:r>
       <w:proofErr w:type="spellEnd"/>
+      <w:proofErr w:type="gramEnd"/>
       <w:r>
         <w:rPr>
           <w:rFonts w:ascii="Courier New" w:eastAsia="Courier New" w:hAnsi="Courier New" w:cs="Courier New"/>
@@ -6942,6 +7538,7 @@
         <w:t xml:space="preserve"> = Vector3.zero;   // </w:t>
       </w:r>
       <w:proofErr w:type="spellStart"/>
+      <w:proofErr w:type="gramStart"/>
       <w:r>
         <w:rPr>
           <w:rFonts w:ascii="Courier New" w:eastAsia="Courier New" w:hAnsi="Courier New" w:cs="Courier New"/>
@@ -6950,6 +7547,7 @@
         <w:t>rb.velocity</w:t>
       </w:r>
       <w:proofErr w:type="spellEnd"/>
+      <w:proofErr w:type="gramEnd"/>
       <w:r>
         <w:rPr>
           <w:rFonts w:ascii="Courier New" w:eastAsia="Courier New" w:hAnsi="Courier New" w:cs="Courier New"/>
@@ -6967,6 +7565,7 @@
         </w:rPr>
       </w:pPr>
       <w:proofErr w:type="spellStart"/>
+      <w:proofErr w:type="gramStart"/>
       <w:r>
         <w:rPr>
           <w:rFonts w:ascii="Courier New" w:eastAsia="Courier New" w:hAnsi="Courier New" w:cs="Courier New"/>
@@ -6975,6 +7574,7 @@
         <w:t>rb.angularVelocity</w:t>
       </w:r>
       <w:proofErr w:type="spellEnd"/>
+      <w:proofErr w:type="gramEnd"/>
       <w:r>
         <w:rPr>
           <w:rFonts w:ascii="Courier New" w:eastAsia="Courier New" w:hAnsi="Courier New" w:cs="Courier New"/>
@@ -6999,7 +7599,15 @@
         <w:t>Without those two lines when the ball comes back to the start position</w:t>
       </w:r>
       <w:r>
-        <w:t xml:space="preserve"> since it comes back with some speed it doesn’t land smoothly it bounces away from the start. With the two lines it comes back smoothly and doesn’t move at all setting the position to (0,0).</w:t>
+        <w:t xml:space="preserve"> since it comes back with some speed it doesn’t land smoothly it bounces away from the start. With the two lines it comes back smoothly and doesn’t move at </w:t>
+      </w:r>
+      <w:proofErr w:type="gramStart"/>
+      <w:r>
+        <w:t>all</w:t>
+      </w:r>
+      <w:proofErr w:type="gramEnd"/>
+      <w:r>
+        <w:t xml:space="preserve"> setting the position to (0,0).</w:t>
       </w:r>
     </w:p>
     <w:p>
@@ -7029,8 +7637,16 @@
         <w:rPr>
           <w:rFonts w:ascii="Bookman Old Style" w:eastAsia="Bookman Old Style" w:hAnsi="Bookman Old Style" w:cs="Bookman Old Style"/>
         </w:rPr>
-        <w:t>How to submit your project :</w:t>
-      </w:r>
+        <w:t xml:space="preserve">How to submit your </w:t>
+      </w:r>
+      <w:proofErr w:type="gramStart"/>
+      <w:r>
+        <w:rPr>
+          <w:rFonts w:ascii="Bookman Old Style" w:eastAsia="Bookman Old Style" w:hAnsi="Bookman Old Style" w:cs="Bookman Old Style"/>
+        </w:rPr>
+        <w:t>project :</w:t>
+      </w:r>
+      <w:proofErr w:type="gramEnd"/>
     </w:p>
     <w:p>
       <w:pPr>
@@ -7101,7 +7717,11 @@
         </w:rPr>
       </w:pPr>
     </w:p>
-    <w:p/>
+    <w:p>
+      <w:r>
+        <w:t>https://github.com/Wlszn/GameProgramming-2/tree/main/Lab03</w:t>
+      </w:r>
+    </w:p>
     <w:sectPr>
       <w:pgSz w:w="12240" w:h="15840"/>
       <w:pgMar w:top="1440" w:right="1440" w:bottom="1440" w:left="1440" w:header="720" w:footer="720" w:gutter="0"/>
